--- a/주주 합류 및 지분 구조·투자유치에 관한 기본 합의서.docx
+++ b/주주 합류 및 지분 구조·투자유치에 관한 기본 합의서.docx
@@ -62,7 +62,6 @@
         </w:rPr>
         <w:t xml:space="preserve">수제맥주 사업을 영위하는 </w:t>
       </w:r>
-      <w:proofErr w:type="spellStart"/>
       <w:r>
         <w:rPr>
           <w:sz w:val="20"/>
@@ -70,7 +69,6 @@
         </w:rPr>
         <w:t>대전맥조장</w:t>
       </w:r>
-      <w:proofErr w:type="spellEnd"/>
       <w:r>
         <w:rPr>
           <w:sz w:val="20"/>
@@ -176,7 +174,6 @@
         </w:rPr>
         <w:t xml:space="preserve">상호: </w:t>
       </w:r>
-      <w:proofErr w:type="spellStart"/>
       <w:r>
         <w:rPr>
           <w:sz w:val="20"/>
@@ -184,7 +181,6 @@
         </w:rPr>
         <w:t>대전맥조장</w:t>
       </w:r>
-      <w:proofErr w:type="spellEnd"/>
     </w:p>
     <w:p>
       <w:pPr>
@@ -207,7 +203,6 @@
         </w:rPr>
         <w:t xml:space="preserve">대표자: </w:t>
       </w:r>
-      <w:proofErr w:type="spellStart"/>
       <w:r>
         <w:rPr>
           <w:rFonts w:hint="eastAsia"/>
@@ -216,7 +211,6 @@
         </w:rPr>
         <w:t>오석환</w:t>
       </w:r>
-      <w:proofErr w:type="spellEnd"/>
     </w:p>
     <w:p>
       <w:pPr>
@@ -251,8 +245,6 @@
           <w:szCs w:val="22"/>
         </w:rPr>
       </w:pPr>
-      <w:proofErr w:type="spellStart"/>
-      <w:proofErr w:type="gramStart"/>
       <w:r>
         <w:rPr>
           <w:rFonts w:hint="eastAsia"/>
@@ -267,31 +259,14 @@
           <w:sz w:val="20"/>
           <w:szCs w:val="22"/>
         </w:rPr>
-        <w:t>성실</w:t>
-      </w:r>
-      <w:proofErr w:type="spellEnd"/>
-      <w:r>
-        <w:rPr>
-          <w:rFonts w:hint="eastAsia"/>
-          <w:sz w:val="20"/>
-          <w:szCs w:val="22"/>
-        </w:rPr>
-        <w:t xml:space="preserve"> </w:t>
-      </w:r>
-      <w:r>
-        <w:rPr>
-          <w:sz w:val="20"/>
-          <w:szCs w:val="22"/>
-        </w:rPr>
-        <w:t xml:space="preserve"> (</w:t>
-      </w:r>
-      <w:proofErr w:type="gramEnd"/>
-      <w:r>
-        <w:rPr>
-          <w:sz w:val="20"/>
-          <w:szCs w:val="22"/>
-        </w:rPr>
-        <w:t>이하 “기존 주주”)</w:t>
+        <w:t xml:space="preserve">성실 </w:t>
+      </w:r>
+      <w:r>
+        <w:rPr>
+          <w:sz w:val="20"/>
+          <w:szCs w:val="22"/>
+        </w:rPr>
+        <w:t xml:space="preserve"> (이하 “기존 주주”)</w:t>
       </w:r>
     </w:p>
     <w:p>
@@ -471,23 +446,7 @@
           <w:sz w:val="20"/>
           <w:szCs w:val="22"/>
         </w:rPr>
-        <w:t xml:space="preserve">회사 대표, </w:t>
-      </w:r>
-      <w:proofErr w:type="spellStart"/>
-      <w:r>
-        <w:rPr>
-          <w:sz w:val="20"/>
-          <w:szCs w:val="22"/>
-        </w:rPr>
-        <w:t>부대표</w:t>
-      </w:r>
-      <w:proofErr w:type="spellEnd"/>
-      <w:r>
-        <w:rPr>
-          <w:sz w:val="20"/>
-          <w:szCs w:val="22"/>
-        </w:rPr>
-        <w:t>, 주주 A, 주주 B 간의 미팅에서</w:t>
+        <w:t>회사 대표, 부대표, 주주 A, 주주 B 간의 미팅에서</w:t>
       </w:r>
       <w:r>
         <w:rPr>
@@ -497,7 +456,6 @@
         </w:rPr>
         <w:t xml:space="preserve"> </w:t>
       </w:r>
-      <w:proofErr w:type="spellStart"/>
       <w:r>
         <w:rPr>
           <w:sz w:val="20"/>
@@ -505,7 +463,6 @@
         </w:rPr>
         <w:t>대전맥조장</w:t>
       </w:r>
-      <w:proofErr w:type="spellEnd"/>
       <w:r>
         <w:rPr>
           <w:sz w:val="20"/>
@@ -702,7 +659,22 @@
           <w:sz w:val="20"/>
           <w:szCs w:val="22"/>
         </w:rPr>
-        <w:t xml:space="preserve">주주 A에게 회사 지분 </w:t>
+        <w:t xml:space="preserve">주주 A에게 </w:t>
+      </w:r>
+      <w:r>
+        <w:rPr>
+          <w:rFonts w:hint="eastAsia"/>
+          <w:sz w:val="20"/>
+          <w:szCs w:val="22"/>
+        </w:rPr>
+        <w:t xml:space="preserve">오석환 대표가 보유한 </w:t>
+      </w:r>
+      <w:r>
+        <w:rPr>
+          <w:sz w:val="20"/>
+          <w:szCs w:val="22"/>
+        </w:rPr>
+        <w:t xml:space="preserve">지분 </w:t>
       </w:r>
       <w:r>
         <w:rPr>
@@ -737,7 +709,38 @@
           <w:sz w:val="20"/>
           <w:szCs w:val="22"/>
         </w:rPr>
-        <w:t>주주 B에게 회사 지분 20%를 각각 부여하는 것에 합의한다.</w:t>
+        <w:t xml:space="preserve">주주 B에게 </w:t>
+      </w:r>
+      <w:r>
+        <w:rPr>
+          <w:rFonts w:hint="eastAsia"/>
+          <w:sz w:val="20"/>
+          <w:szCs w:val="22"/>
+        </w:rPr>
+        <w:t xml:space="preserve">오석환 대표가 보유한 </w:t>
+      </w:r>
+      <w:r>
+        <w:rPr>
+          <w:sz w:val="20"/>
+          <w:szCs w:val="22"/>
+        </w:rPr>
+        <w:t xml:space="preserve">지분 </w:t>
+      </w:r>
+      <w:r>
+        <w:rPr>
+          <w:b/>
+          <w:bCs/>
+          <w:sz w:val="20"/>
+          <w:szCs w:val="22"/>
+        </w:rPr>
+        <w:t>20%</w:t>
+      </w:r>
+      <w:r>
+        <w:rPr>
+          <w:sz w:val="20"/>
+          <w:szCs w:val="22"/>
+        </w:rPr>
+        <w:t>를 각각 부여하는 것에 합의한다.</w:t>
       </w:r>
     </w:p>
     <w:p>
@@ -910,21 +913,12 @@
           <w:szCs w:val="22"/>
         </w:rPr>
       </w:pPr>
-      <w:proofErr w:type="spellStart"/>
-      <w:r>
-        <w:rPr>
-          <w:sz w:val="20"/>
-          <w:szCs w:val="22"/>
-        </w:rPr>
-        <w:t>재무적</w:t>
-      </w:r>
-      <w:proofErr w:type="spellEnd"/>
-      <w:r>
-        <w:rPr>
-          <w:sz w:val="20"/>
-          <w:szCs w:val="22"/>
-        </w:rPr>
-        <w:t xml:space="preserve"> 투자(FI),</w:t>
+      <w:r>
+        <w:rPr>
+          <w:sz w:val="20"/>
+          <w:szCs w:val="22"/>
+        </w:rPr>
+        <w:t>재무적 투자(FI),</w:t>
       </w:r>
     </w:p>
     <w:p>
@@ -1783,7 +1777,263 @@
           <w:sz w:val="20"/>
           <w:szCs w:val="22"/>
         </w:rPr>
-        <w:t>제13조 (기타)</w:t>
+        <w:t>제1</w:t>
+      </w:r>
+      <w:r>
+        <w:rPr>
+          <w:rFonts w:hint="eastAsia"/>
+          <w:b/>
+          <w:bCs/>
+          <w:sz w:val="20"/>
+          <w:szCs w:val="22"/>
+        </w:rPr>
+        <w:t>3</w:t>
+      </w:r>
+      <w:r>
+        <w:rPr>
+          <w:b/>
+          <w:bCs/>
+          <w:sz w:val="20"/>
+          <w:szCs w:val="22"/>
+        </w:rPr>
+        <w:t>조 (주주명부 등재)</w:t>
+      </w:r>
+    </w:p>
+    <w:p>
+      <w:pPr>
+        <w:numPr>
+          <w:ilvl w:val="0"/>
+          <w:numId w:val="17"/>
+        </w:numPr>
+        <w:rPr>
+          <w:sz w:val="20"/>
+          <w:szCs w:val="22"/>
+        </w:rPr>
+      </w:pPr>
+      <w:r>
+        <w:rPr>
+          <w:sz w:val="20"/>
+          <w:szCs w:val="22"/>
+        </w:rPr>
+        <w:t>회사는 본 합의서에 따라 주주로 합류하는 주주 A 및 주주 B에 대하여,</w:t>
+      </w:r>
+      <w:r>
+        <w:rPr>
+          <w:rFonts w:hint="eastAsia"/>
+          <w:sz w:val="20"/>
+          <w:szCs w:val="22"/>
+        </w:rPr>
+        <w:t xml:space="preserve"> </w:t>
+      </w:r>
+      <w:r>
+        <w:rPr>
+          <w:sz w:val="20"/>
+          <w:szCs w:val="22"/>
+        </w:rPr>
+        <w:t xml:space="preserve">본 합의서에 </w:t>
+      </w:r>
+      <w:r>
+        <w:rPr>
+          <w:b/>
+          <w:bCs/>
+          <w:sz w:val="20"/>
+          <w:szCs w:val="22"/>
+        </w:rPr>
+        <w:t>서명 또는 날인한 날을 기준으로 2주 이내</w:t>
+      </w:r>
+      <w:r>
+        <w:rPr>
+          <w:rFonts w:hint="eastAsia"/>
+          <w:b/>
+          <w:bCs/>
+          <w:sz w:val="20"/>
+          <w:szCs w:val="22"/>
+        </w:rPr>
+        <w:t>(공휴일 제외)</w:t>
+      </w:r>
+      <w:r>
+        <w:rPr>
+          <w:sz w:val="20"/>
+          <w:szCs w:val="22"/>
+        </w:rPr>
+        <w:t>에</w:t>
+      </w:r>
+      <w:r>
+        <w:rPr>
+          <w:rFonts w:hint="eastAsia"/>
+          <w:sz w:val="20"/>
+          <w:szCs w:val="22"/>
+        </w:rPr>
+        <w:t xml:space="preserve"> </w:t>
+      </w:r>
+      <w:r>
+        <w:rPr>
+          <w:sz w:val="20"/>
+          <w:szCs w:val="22"/>
+        </w:rPr>
+        <w:t xml:space="preserve">상법 및 관련 법령에 따라 </w:t>
+      </w:r>
+      <w:r>
+        <w:rPr>
+          <w:b/>
+          <w:bCs/>
+          <w:sz w:val="20"/>
+          <w:szCs w:val="22"/>
+        </w:rPr>
+        <w:t>주주명부 등재 절차를 완료</w:t>
+      </w:r>
+      <w:r>
+        <w:rPr>
+          <w:sz w:val="20"/>
+          <w:szCs w:val="22"/>
+        </w:rPr>
+        <w:t>한다.</w:t>
+      </w:r>
+    </w:p>
+    <w:p>
+      <w:pPr>
+        <w:numPr>
+          <w:ilvl w:val="0"/>
+          <w:numId w:val="17"/>
+        </w:numPr>
+        <w:rPr>
+          <w:sz w:val="20"/>
+          <w:szCs w:val="22"/>
+        </w:rPr>
+      </w:pPr>
+      <w:r>
+        <w:rPr>
+          <w:sz w:val="20"/>
+          <w:szCs w:val="22"/>
+        </w:rPr>
+        <w:t>주주명부 등재 시,</w:t>
+      </w:r>
+      <w:r>
+        <w:rPr>
+          <w:rFonts w:hint="eastAsia"/>
+          <w:sz w:val="20"/>
+          <w:szCs w:val="22"/>
+        </w:rPr>
+        <w:t xml:space="preserve"> </w:t>
+      </w:r>
+      <w:r>
+        <w:rPr>
+          <w:sz w:val="20"/>
+          <w:szCs w:val="22"/>
+        </w:rPr>
+        <w:t>각 주주의 성명, 주소(또는 연락처), 보유 지분율은</w:t>
+      </w:r>
+      <w:r>
+        <w:rPr>
+          <w:rFonts w:hint="eastAsia"/>
+          <w:sz w:val="20"/>
+          <w:szCs w:val="22"/>
+        </w:rPr>
+        <w:t xml:space="preserve"> </w:t>
+      </w:r>
+      <w:r>
+        <w:rPr>
+          <w:sz w:val="20"/>
+          <w:szCs w:val="22"/>
+        </w:rPr>
+        <w:t>본 합의서의 내용에 부합하도록 정확히 기재되어야 한다.</w:t>
+      </w:r>
+    </w:p>
+    <w:p>
+      <w:pPr>
+        <w:numPr>
+          <w:ilvl w:val="0"/>
+          <w:numId w:val="17"/>
+        </w:numPr>
+        <w:rPr>
+          <w:sz w:val="20"/>
+          <w:szCs w:val="22"/>
+        </w:rPr>
+      </w:pPr>
+      <w:r>
+        <w:rPr>
+          <w:sz w:val="20"/>
+          <w:szCs w:val="22"/>
+        </w:rPr>
+        <w:lastRenderedPageBreak/>
+        <w:t>회사는 주주명부 등재 완료 후,</w:t>
+      </w:r>
+      <w:r>
+        <w:rPr>
+          <w:rFonts w:hint="eastAsia"/>
+          <w:sz w:val="20"/>
+          <w:szCs w:val="22"/>
+        </w:rPr>
+        <w:t xml:space="preserve"> </w:t>
+      </w:r>
+      <w:r>
+        <w:rPr>
+          <w:sz w:val="20"/>
+          <w:szCs w:val="22"/>
+        </w:rPr>
+        <w:t xml:space="preserve">주주 A 및 주주 B에게 </w:t>
+      </w:r>
+      <w:r>
+        <w:rPr>
+          <w:b/>
+          <w:bCs/>
+          <w:sz w:val="20"/>
+          <w:szCs w:val="22"/>
+        </w:rPr>
+        <w:t>주주명부 등재 사실을 서면 또는 전자문서로 통지</w:t>
+      </w:r>
+      <w:r>
+        <w:rPr>
+          <w:sz w:val="20"/>
+          <w:szCs w:val="22"/>
+        </w:rPr>
+        <w:t>한다.</w:t>
+      </w:r>
+    </w:p>
+    <w:p>
+      <w:pPr>
+        <w:rPr>
+          <w:sz w:val="20"/>
+          <w:szCs w:val="22"/>
+        </w:rPr>
+      </w:pPr>
+    </w:p>
+    <w:p>
+      <w:pPr>
+        <w:rPr>
+          <w:b/>
+          <w:bCs/>
+          <w:sz w:val="20"/>
+          <w:szCs w:val="22"/>
+        </w:rPr>
+      </w:pPr>
+      <w:r>
+        <w:rPr>
+          <w:b/>
+          <w:bCs/>
+          <w:sz w:val="20"/>
+          <w:szCs w:val="22"/>
+        </w:rPr>
+        <w:t>제1</w:t>
+      </w:r>
+      <w:r>
+        <w:rPr>
+          <w:rFonts w:hint="eastAsia"/>
+          <w:b/>
+          <w:bCs/>
+          <w:sz w:val="20"/>
+          <w:szCs w:val="22"/>
+        </w:rPr>
+        <w:t>4</w:t>
+      </w:r>
+      <w:r>
+        <w:rPr>
+          <w:b/>
+          <w:bCs/>
+          <w:sz w:val="20"/>
+          <w:szCs w:val="22"/>
+        </w:rPr>
+        <w:t>조 (기타)</w:t>
       </w:r>
     </w:p>
     <w:p>
@@ -1852,13 +2102,6 @@
           <w:szCs w:val="22"/>
         </w:rPr>
         <w:br/>
-      </w:r>
-      <w:r>
-        <w:rPr>
-          <w:sz w:val="20"/>
-          <w:szCs w:val="22"/>
-        </w:rPr>
-        <w:lastRenderedPageBreak/>
         <w:t xml:space="preserve">본 합의서를 </w:t>
       </w:r>
       <w:r>
@@ -1935,7 +2178,7 @@
           <w:sz w:val="20"/>
           <w:szCs w:val="22"/>
         </w:rPr>
-        <w:t>3</w:t>
+        <w:t>11</w:t>
       </w:r>
       <w:r>
         <w:rPr>
@@ -1944,6 +2187,14 @@
         </w:rPr>
         <w:t>일</w:t>
       </w:r>
+    </w:p>
+    <w:p>
+      <w:pPr>
+        <w:rPr>
+          <w:sz w:val="20"/>
+          <w:szCs w:val="22"/>
+        </w:rPr>
+      </w:pPr>
     </w:p>
     <w:p>
       <w:pPr>
@@ -1971,7 +2222,6 @@
         </w:rPr>
         <w:t xml:space="preserve">회사: </w:t>
       </w:r>
-      <w:proofErr w:type="spellStart"/>
       <w:r>
         <w:rPr>
           <w:b/>
@@ -1981,7 +2231,6 @@
         </w:rPr>
         <w:t>대전맥조장</w:t>
       </w:r>
-      <w:proofErr w:type="spellEnd"/>
     </w:p>
     <w:p>
       <w:pPr>
@@ -2028,7 +2277,6 @@
         </w:rPr>
         <w:t xml:space="preserve">: </w:t>
       </w:r>
-      <w:proofErr w:type="spellStart"/>
       <w:r>
         <w:rPr>
           <w:rFonts w:hint="eastAsia"/>
@@ -2037,9 +2285,8 @@
           <w:sz w:val="20"/>
           <w:szCs w:val="22"/>
         </w:rPr>
-        <w:t>오석환</w:t>
-      </w:r>
-      <w:proofErr w:type="spellEnd"/>
+        <w:t>오석환 (010-2678-3635)</w:t>
+      </w:r>
       <w:r>
         <w:rPr>
           <w:rFonts w:hint="eastAsia"/>
@@ -2048,7 +2295,55 @@
           <w:sz w:val="20"/>
           <w:szCs w:val="22"/>
         </w:rPr>
-        <w:t xml:space="preserve"> (010-2678-3635)</w:t>
+        <w:t xml:space="preserve"> </w:t>
+      </w:r>
+    </w:p>
+    <w:p>
+      <w:pPr>
+        <w:rPr>
+          <w:sz w:val="20"/>
+          <w:szCs w:val="22"/>
+        </w:rPr>
+      </w:pPr>
+    </w:p>
+    <w:p>
+      <w:pPr>
+        <w:rPr>
+          <w:sz w:val="20"/>
+          <w:szCs w:val="22"/>
+        </w:rPr>
+      </w:pPr>
+      <w:r>
+        <w:rPr>
+          <w:sz w:val="20"/>
+          <w:szCs w:val="22"/>
+        </w:rPr>
+        <w:t>서명: ______________________</w:t>
+      </w:r>
+    </w:p>
+    <w:p>
+      <w:pPr>
+        <w:rPr>
+          <w:sz w:val="20"/>
+          <w:szCs w:val="22"/>
+        </w:rPr>
+      </w:pPr>
+    </w:p>
+    <w:p>
+      <w:pPr>
+        <w:rPr>
+          <w:sz w:val="20"/>
+          <w:szCs w:val="22"/>
+        </w:rPr>
+      </w:pPr>
+      <w:r>
+        <w:rPr>
+          <w:b/>
+          <w:bCs/>
+          <w:sz w:val="20"/>
+          <w:szCs w:val="22"/>
+        </w:rPr>
+        <w:t>기존 주주:</w:t>
       </w:r>
       <w:r>
         <w:rPr>
@@ -2060,14 +2355,55 @@
         </w:rPr>
         <w:t xml:space="preserve"> </w:t>
       </w:r>
-    </w:p>
-    <w:p>
-      <w:pPr>
-        <w:rPr>
-          <w:sz w:val="20"/>
-          <w:szCs w:val="22"/>
-        </w:rPr>
-      </w:pPr>
+      <w:r>
+        <w:rPr>
+          <w:rFonts w:hint="eastAsia"/>
+          <w:b/>
+          <w:bCs/>
+          <w:sz w:val="20"/>
+          <w:szCs w:val="22"/>
+        </w:rPr>
+        <w:t>송</w:t>
+      </w:r>
+      <w:r>
+        <w:rPr>
+          <w:rFonts w:hint="eastAsia"/>
+          <w:b/>
+          <w:bCs/>
+          <w:sz w:val="20"/>
+          <w:szCs w:val="22"/>
+        </w:rPr>
+        <w:t>성실</w:t>
+      </w:r>
+      <w:r>
+        <w:rPr>
+          <w:rFonts w:hint="eastAsia"/>
+          <w:b/>
+          <w:bCs/>
+          <w:sz w:val="20"/>
+          <w:szCs w:val="22"/>
+        </w:rPr>
+        <w:t xml:space="preserve"> (010-</w:t>
+      </w:r>
+      <w:r>
+        <w:rPr>
+          <w:rFonts w:hint="eastAsia"/>
+          <w:b/>
+          <w:bCs/>
+          <w:sz w:val="20"/>
+          <w:szCs w:val="22"/>
+        </w:rPr>
+        <w:t>3409-0863)</w:t>
+      </w:r>
+      <w:r>
+        <w:rPr>
+          <w:b/>
+          <w:bCs/>
+          <w:sz w:val="20"/>
+          <w:szCs w:val="22"/>
+        </w:rPr>
+        <w:br/>
+      </w:r>
     </w:p>
     <w:p>
       <w:pPr>
@@ -2099,14 +2435,22 @@
           <w:szCs w:val="22"/>
         </w:rPr>
       </w:pPr>
-      <w:r>
-        <w:rPr>
-          <w:b/>
-          <w:bCs/>
-          <w:sz w:val="20"/>
-          <w:szCs w:val="22"/>
-        </w:rPr>
-        <w:t>기존 주주:</w:t>
+    </w:p>
+    <w:p>
+      <w:pPr>
+        <w:rPr>
+          <w:sz w:val="20"/>
+          <w:szCs w:val="22"/>
+        </w:rPr>
+      </w:pPr>
+      <w:r>
+        <w:rPr>
+          <w:b/>
+          <w:bCs/>
+          <w:sz w:val="20"/>
+          <w:szCs w:val="22"/>
+        </w:rPr>
+        <w:t>주주 A: 심재우</w:t>
       </w:r>
       <w:r>
         <w:rPr>
@@ -2116,9 +2460,65 @@
           <w:sz w:val="20"/>
           <w:szCs w:val="22"/>
         </w:rPr>
-        <w:t xml:space="preserve"> </w:t>
-      </w:r>
-      <w:proofErr w:type="spellStart"/>
+        <w:t xml:space="preserve"> (010-2397-5734)</w:t>
+      </w:r>
+      <w:r>
+        <w:rPr>
+          <w:b/>
+          <w:bCs/>
+          <w:sz w:val="20"/>
+          <w:szCs w:val="22"/>
+        </w:rPr>
+        <w:br/>
+      </w:r>
+    </w:p>
+    <w:p>
+      <w:pPr>
+        <w:rPr>
+          <w:sz w:val="20"/>
+          <w:szCs w:val="22"/>
+        </w:rPr>
+      </w:pPr>
+      <w:r>
+        <w:rPr>
+          <w:sz w:val="20"/>
+          <w:szCs w:val="22"/>
+        </w:rPr>
+        <w:t>서명: ______________________</w:t>
+      </w:r>
+    </w:p>
+    <w:p>
+      <w:pPr>
+        <w:rPr>
+          <w:sz w:val="20"/>
+          <w:szCs w:val="22"/>
+        </w:rPr>
+      </w:pPr>
+    </w:p>
+    <w:p>
+      <w:pPr>
+        <w:rPr>
+          <w:sz w:val="20"/>
+          <w:szCs w:val="22"/>
+        </w:rPr>
+      </w:pPr>
+    </w:p>
+    <w:p>
+      <w:pPr>
+        <w:rPr>
+          <w:sz w:val="20"/>
+          <w:szCs w:val="22"/>
+        </w:rPr>
+      </w:pPr>
+      <w:r>
+        <w:rPr>
+          <w:b/>
+          <w:bCs/>
+          <w:sz w:val="20"/>
+          <w:szCs w:val="22"/>
+        </w:rPr>
+        <w:t>주주 B: 이용식</w:t>
+      </w:r>
       <w:r>
         <w:rPr>
           <w:rFonts w:hint="eastAsia"/>
@@ -2127,209 +2527,160 @@
           <w:sz w:val="20"/>
           <w:szCs w:val="22"/>
         </w:rPr>
-        <w:t>송</w:t>
-      </w:r>
+        <w:t xml:space="preserve"> (010-5012-2885)</w:t>
+      </w:r>
+      <w:r>
+        <w:rPr>
+          <w:b/>
+          <w:bCs/>
+          <w:sz w:val="20"/>
+          <w:szCs w:val="22"/>
+        </w:rPr>
+        <w:br/>
+      </w:r>
+    </w:p>
+    <w:p>
+      <w:pPr>
+        <w:rPr>
+          <w:sz w:val="20"/>
+          <w:szCs w:val="22"/>
+        </w:rPr>
+      </w:pPr>
+      <w:r>
+        <w:rPr>
+          <w:sz w:val="20"/>
+          <w:szCs w:val="22"/>
+        </w:rPr>
+        <w:t>서명: ______________________</w:t>
+      </w:r>
+    </w:p>
+    <w:p>
+      <w:pPr>
+        <w:rPr>
+          <w:sz w:val="20"/>
+          <w:szCs w:val="22"/>
+        </w:rPr>
+      </w:pPr>
+    </w:p>
+    <w:p>
+      <w:pPr>
+        <w:rPr>
+          <w:sz w:val="20"/>
+          <w:szCs w:val="22"/>
+        </w:rPr>
+      </w:pPr>
+    </w:p>
+    <w:p>
+      <w:pPr>
+        <w:rPr>
+          <w:sz w:val="20"/>
+          <w:szCs w:val="22"/>
+        </w:rPr>
+      </w:pPr>
+    </w:p>
+    <w:p>
+      <w:pPr>
+        <w:rPr>
+          <w:sz w:val="20"/>
+          <w:szCs w:val="22"/>
+        </w:rPr>
+      </w:pPr>
       <w:r>
         <w:rPr>
           <w:rFonts w:hint="eastAsia"/>
-          <w:b/>
-          <w:bCs/>
-          <w:sz w:val="20"/>
-          <w:szCs w:val="22"/>
-        </w:rPr>
-        <w:t>성실</w:t>
-      </w:r>
-      <w:proofErr w:type="spellEnd"/>
+          <w:sz w:val="20"/>
+          <w:szCs w:val="22"/>
+        </w:rPr>
+        <w:t xml:space="preserve">유첨 자료 </w:t>
+      </w:r>
+      <w:r>
+        <w:rPr>
+          <w:sz w:val="20"/>
+          <w:szCs w:val="22"/>
+        </w:rPr>
+        <w:t>–</w:t>
+      </w:r>
       <w:r>
         <w:rPr>
           <w:rFonts w:hint="eastAsia"/>
-          <w:b/>
-          <w:bCs/>
-          <w:sz w:val="20"/>
-          <w:szCs w:val="22"/>
-        </w:rPr>
-        <w:t xml:space="preserve"> (010-</w:t>
-      </w:r>
-      <w:r>
-        <w:rPr>
-          <w:rFonts w:hint="eastAsia"/>
-          <w:b/>
-          <w:bCs/>
-          <w:sz w:val="20"/>
-          <w:szCs w:val="22"/>
-        </w:rPr>
-        <w:t>3409-0863)</w:t>
-      </w:r>
-      <w:r>
-        <w:rPr>
-          <w:b/>
-          <w:bCs/>
-          <w:sz w:val="20"/>
-          <w:szCs w:val="22"/>
-        </w:rPr>
-        <w:br/>
-      </w:r>
-    </w:p>
-    <w:p>
-      <w:pPr>
-        <w:rPr>
-          <w:sz w:val="20"/>
-          <w:szCs w:val="22"/>
-        </w:rPr>
-      </w:pPr>
-      <w:r>
-        <w:rPr>
-          <w:sz w:val="20"/>
-          <w:szCs w:val="22"/>
-        </w:rPr>
-        <w:t>서명: ______________________</w:t>
-      </w:r>
-    </w:p>
-    <w:p>
-      <w:pPr>
-        <w:rPr>
-          <w:rFonts w:hint="eastAsia"/>
-          <w:sz w:val="20"/>
-          <w:szCs w:val="22"/>
-        </w:rPr>
-      </w:pPr>
-    </w:p>
-    <w:p>
-      <w:pPr>
-        <w:rPr>
-          <w:sz w:val="20"/>
-          <w:szCs w:val="22"/>
-        </w:rPr>
-      </w:pPr>
-    </w:p>
-    <w:p>
-      <w:pPr>
-        <w:rPr>
-          <w:sz w:val="20"/>
-          <w:szCs w:val="22"/>
-        </w:rPr>
-      </w:pPr>
-      <w:r>
-        <w:rPr>
-          <w:b/>
-          <w:bCs/>
-          <w:sz w:val="20"/>
-          <w:szCs w:val="22"/>
-        </w:rPr>
-        <w:t>주주 A: 심재우</w:t>
-      </w:r>
-      <w:r>
-        <w:rPr>
-          <w:rFonts w:hint="eastAsia"/>
-          <w:b/>
-          <w:bCs/>
-          <w:sz w:val="20"/>
-          <w:szCs w:val="22"/>
-        </w:rPr>
-        <w:t xml:space="preserve"> (010-2397-5734)</w:t>
-      </w:r>
-      <w:r>
-        <w:rPr>
-          <w:b/>
-          <w:bCs/>
-          <w:sz w:val="20"/>
-          <w:szCs w:val="22"/>
-        </w:rPr>
-        <w:br/>
-      </w:r>
-    </w:p>
-    <w:p>
-      <w:pPr>
-        <w:rPr>
-          <w:sz w:val="20"/>
-          <w:szCs w:val="22"/>
-        </w:rPr>
-      </w:pPr>
-      <w:r>
-        <w:rPr>
-          <w:sz w:val="20"/>
-          <w:szCs w:val="22"/>
-        </w:rPr>
-        <w:t>서명: ______________________</w:t>
-      </w:r>
-    </w:p>
-    <w:p>
-      <w:pPr>
-        <w:rPr>
-          <w:sz w:val="20"/>
-          <w:szCs w:val="22"/>
-        </w:rPr>
-      </w:pPr>
-    </w:p>
-    <w:p>
-      <w:pPr>
-        <w:rPr>
-          <w:sz w:val="20"/>
-          <w:szCs w:val="22"/>
-        </w:rPr>
-      </w:pPr>
-    </w:p>
-    <w:p>
-      <w:pPr>
-        <w:rPr>
-          <w:sz w:val="20"/>
-          <w:szCs w:val="22"/>
-        </w:rPr>
-      </w:pPr>
-      <w:r>
-        <w:rPr>
-          <w:b/>
-          <w:bCs/>
-          <w:sz w:val="20"/>
-          <w:szCs w:val="22"/>
-        </w:rPr>
-        <w:t>주주 B: 이용식</w:t>
-      </w:r>
-      <w:r>
-        <w:rPr>
-          <w:rFonts w:hint="eastAsia"/>
-          <w:b/>
-          <w:bCs/>
-          <w:sz w:val="20"/>
-          <w:szCs w:val="22"/>
-        </w:rPr>
-        <w:t xml:space="preserve"> (010-5012-2885)</w:t>
-      </w:r>
-      <w:r>
-        <w:rPr>
-          <w:b/>
-          <w:bCs/>
-          <w:sz w:val="20"/>
-          <w:szCs w:val="22"/>
-        </w:rPr>
-        <w:br/>
-      </w:r>
-    </w:p>
-    <w:p>
-      <w:pPr>
-        <w:rPr>
-          <w:sz w:val="20"/>
-          <w:szCs w:val="22"/>
-        </w:rPr>
-      </w:pPr>
-      <w:r>
-        <w:rPr>
-          <w:sz w:val="20"/>
-          <w:szCs w:val="22"/>
-        </w:rPr>
-        <w:t>서명: ______________________</w:t>
-      </w:r>
-    </w:p>
-    <w:p>
-      <w:pPr>
-        <w:rPr>
-          <w:sz w:val="20"/>
-          <w:szCs w:val="22"/>
-        </w:rPr>
-      </w:pPr>
+          <w:sz w:val="20"/>
+          <w:szCs w:val="22"/>
+        </w:rPr>
+        <w:t xml:space="preserve"> 사업자등록증 사본</w:t>
+      </w:r>
+    </w:p>
+    <w:p>
+      <w:pPr>
+        <w:rPr>
+          <w:sz w:val="20"/>
+          <w:szCs w:val="22"/>
+        </w:rPr>
+      </w:pPr>
+    </w:p>
+    <w:p>
+      <w:pPr>
+        <w:rPr>
+          <w:sz w:val="20"/>
+          <w:szCs w:val="22"/>
+        </w:rPr>
+      </w:pPr>
+      <w:r>
+        <w:rPr>
+          <w:noProof/>
+        </w:rPr>
+        <w:lastRenderedPageBreak/>
+        <w:drawing>
+          <wp:inline distT="0" distB="0" distL="0" distR="0" wp14:anchorId="47ADE26A" wp14:editId="564AF2BF">
+            <wp:extent cx="5926455" cy="8156575"/>
+            <wp:effectExtent l="0" t="0" r="0" b="0"/>
+            <wp:docPr id="18482565" name="그림 1"/>
+            <wp:cNvGraphicFramePr>
+              <a:graphicFrameLocks xmlns:a="http://schemas.openxmlformats.org/drawingml/2006/main" noChangeAspect="1"/>
+            </wp:cNvGraphicFramePr>
+            <a:graphic xmlns:a="http://schemas.openxmlformats.org/drawingml/2006/main">
+              <a:graphicData uri="http://schemas.openxmlformats.org/drawingml/2006/picture">
+                <pic:pic xmlns:pic="http://schemas.openxmlformats.org/drawingml/2006/picture">
+                  <pic:nvPicPr>
+                    <pic:cNvPr id="0" name="Picture 1"/>
+                    <pic:cNvPicPr>
+                      <a:picLocks noChangeAspect="1" noChangeArrowheads="1"/>
+                    </pic:cNvPicPr>
+                  </pic:nvPicPr>
+                  <pic:blipFill>
+                    <a:blip r:embed="rId7">
+                      <a:extLst>
+                        <a:ext uri="{28A0092B-C50C-407E-A947-70E740481C1C}">
+                          <a14:useLocalDpi xmlns:a14="http://schemas.microsoft.com/office/drawing/2010/main" val="0"/>
+                        </a:ext>
+                      </a:extLst>
+                    </a:blip>
+                    <a:srcRect/>
+                    <a:stretch>
+                      <a:fillRect/>
+                    </a:stretch>
+                  </pic:blipFill>
+                  <pic:spPr bwMode="auto">
+                    <a:xfrm>
+                      <a:off x="0" y="0"/>
+                      <a:ext cx="5926455" cy="8156575"/>
+                    </a:xfrm>
+                    <a:prstGeom prst="rect">
+                      <a:avLst/>
+                    </a:prstGeom>
+                    <a:noFill/>
+                    <a:ln>
+                      <a:noFill/>
+                    </a:ln>
+                  </pic:spPr>
+                </pic:pic>
+              </a:graphicData>
+            </a:graphic>
+          </wp:inline>
+        </w:drawing>
+      </w:r>
     </w:p>
     <w:sectPr>
-      <w:footerReference w:type="default" r:id="rId7"/>
+      <w:footerReference w:type="default" r:id="rId8"/>
       <w:pgSz w:w="11906" w:h="16838"/>
       <w:pgMar w:top="1135" w:right="1133" w:bottom="1440" w:left="1440" w:header="851" w:footer="0" w:gutter="0"/>
       <w:cols w:space="425"/>
@@ -3385,6 +3736,119 @@
     </w:lvl>
   </w:abstractNum>
   <w:abstractNum w:abstractNumId="8" w15:restartNumberingAfterBreak="0">
+    <w:nsid w:val="3D2F68B8"/>
+    <w:multiLevelType w:val="multilevel"/>
+    <w:tmpl w:val="4ADEB342"/>
+    <w:lvl w:ilvl="0">
+      <w:start w:val="1"/>
+      <w:numFmt w:val="decimal"/>
+      <w:lvlText w:val="%1."/>
+      <w:lvlJc w:val="left"/>
+      <w:pPr>
+        <w:tabs>
+          <w:tab w:val="num" w:pos="720"/>
+        </w:tabs>
+        <w:ind w:left="720" w:hanging="360"/>
+      </w:pPr>
+    </w:lvl>
+    <w:lvl w:ilvl="1" w:tentative="1">
+      <w:start w:val="1"/>
+      <w:numFmt w:val="decimal"/>
+      <w:lvlText w:val="%2."/>
+      <w:lvlJc w:val="left"/>
+      <w:pPr>
+        <w:tabs>
+          <w:tab w:val="num" w:pos="1440"/>
+        </w:tabs>
+        <w:ind w:left="1440" w:hanging="360"/>
+      </w:pPr>
+    </w:lvl>
+    <w:lvl w:ilvl="2" w:tentative="1">
+      <w:start w:val="1"/>
+      <w:numFmt w:val="decimal"/>
+      <w:lvlText w:val="%3."/>
+      <w:lvlJc w:val="left"/>
+      <w:pPr>
+        <w:tabs>
+          <w:tab w:val="num" w:pos="2160"/>
+        </w:tabs>
+        <w:ind w:left="2160" w:hanging="360"/>
+      </w:pPr>
+    </w:lvl>
+    <w:lvl w:ilvl="3" w:tentative="1">
+      <w:start w:val="1"/>
+      <w:numFmt w:val="decimal"/>
+      <w:lvlText w:val="%4."/>
+      <w:lvlJc w:val="left"/>
+      <w:pPr>
+        <w:tabs>
+          <w:tab w:val="num" w:pos="2880"/>
+        </w:tabs>
+        <w:ind w:left="2880" w:hanging="360"/>
+      </w:pPr>
+    </w:lvl>
+    <w:lvl w:ilvl="4" w:tentative="1">
+      <w:start w:val="1"/>
+      <w:numFmt w:val="decimal"/>
+      <w:lvlText w:val="%5."/>
+      <w:lvlJc w:val="left"/>
+      <w:pPr>
+        <w:tabs>
+          <w:tab w:val="num" w:pos="3600"/>
+        </w:tabs>
+        <w:ind w:left="3600" w:hanging="360"/>
+      </w:pPr>
+    </w:lvl>
+    <w:lvl w:ilvl="5" w:tentative="1">
+      <w:start w:val="1"/>
+      <w:numFmt w:val="decimal"/>
+      <w:lvlText w:val="%6."/>
+      <w:lvlJc w:val="left"/>
+      <w:pPr>
+        <w:tabs>
+          <w:tab w:val="num" w:pos="4320"/>
+        </w:tabs>
+        <w:ind w:left="4320" w:hanging="360"/>
+      </w:pPr>
+    </w:lvl>
+    <w:lvl w:ilvl="6" w:tentative="1">
+      <w:start w:val="1"/>
+      <w:numFmt w:val="decimal"/>
+      <w:lvlText w:val="%7."/>
+      <w:lvlJc w:val="left"/>
+      <w:pPr>
+        <w:tabs>
+          <w:tab w:val="num" w:pos="5040"/>
+        </w:tabs>
+        <w:ind w:left="5040" w:hanging="360"/>
+      </w:pPr>
+    </w:lvl>
+    <w:lvl w:ilvl="7" w:tentative="1">
+      <w:start w:val="1"/>
+      <w:numFmt w:val="decimal"/>
+      <w:lvlText w:val="%8."/>
+      <w:lvlJc w:val="left"/>
+      <w:pPr>
+        <w:tabs>
+          <w:tab w:val="num" w:pos="5760"/>
+        </w:tabs>
+        <w:ind w:left="5760" w:hanging="360"/>
+      </w:pPr>
+    </w:lvl>
+    <w:lvl w:ilvl="8" w:tentative="1">
+      <w:start w:val="1"/>
+      <w:numFmt w:val="decimal"/>
+      <w:lvlText w:val="%9."/>
+      <w:lvlJc w:val="left"/>
+      <w:pPr>
+        <w:tabs>
+          <w:tab w:val="num" w:pos="6480"/>
+        </w:tabs>
+        <w:ind w:left="6480" w:hanging="360"/>
+      </w:pPr>
+    </w:lvl>
+  </w:abstractNum>
+  <w:abstractNum w:abstractNumId="9" w15:restartNumberingAfterBreak="0">
     <w:nsid w:val="42CA7F4F"/>
     <w:multiLevelType w:val="multilevel"/>
     <w:tmpl w:val="A296F38C"/>
@@ -3497,7 +3961,7 @@
       </w:pPr>
     </w:lvl>
   </w:abstractNum>
-  <w:abstractNum w:abstractNumId="9" w15:restartNumberingAfterBreak="0">
+  <w:abstractNum w:abstractNumId="10" w15:restartNumberingAfterBreak="0">
     <w:nsid w:val="451C0405"/>
     <w:multiLevelType w:val="multilevel"/>
     <w:tmpl w:val="CA2EFA08"/>
@@ -3646,7 +4110,7 @@
       </w:rPr>
     </w:lvl>
   </w:abstractNum>
-  <w:abstractNum w:abstractNumId="10" w15:restartNumberingAfterBreak="0">
+  <w:abstractNum w:abstractNumId="11" w15:restartNumberingAfterBreak="0">
     <w:nsid w:val="49D07FC5"/>
     <w:multiLevelType w:val="multilevel"/>
     <w:tmpl w:val="F058E376"/>
@@ -3759,7 +4223,7 @@
       </w:pPr>
     </w:lvl>
   </w:abstractNum>
-  <w:abstractNum w:abstractNumId="11" w15:restartNumberingAfterBreak="0">
+  <w:abstractNum w:abstractNumId="12" w15:restartNumberingAfterBreak="0">
     <w:nsid w:val="53B51028"/>
     <w:multiLevelType w:val="multilevel"/>
     <w:tmpl w:val="2252FA3C"/>
@@ -3876,7 +4340,7 @@
       </w:pPr>
     </w:lvl>
   </w:abstractNum>
-  <w:abstractNum w:abstractNumId="12" w15:restartNumberingAfterBreak="0">
+  <w:abstractNum w:abstractNumId="13" w15:restartNumberingAfterBreak="0">
     <w:nsid w:val="592E0046"/>
     <w:multiLevelType w:val="multilevel"/>
     <w:tmpl w:val="3F68CF90"/>
@@ -4025,7 +4489,7 @@
       </w:rPr>
     </w:lvl>
   </w:abstractNum>
-  <w:abstractNum w:abstractNumId="13" w15:restartNumberingAfterBreak="0">
+  <w:abstractNum w:abstractNumId="14" w15:restartNumberingAfterBreak="0">
     <w:nsid w:val="5AB81497"/>
     <w:multiLevelType w:val="multilevel"/>
     <w:tmpl w:val="1804B8C4"/>
@@ -4138,7 +4602,7 @@
       </w:pPr>
     </w:lvl>
   </w:abstractNum>
-  <w:abstractNum w:abstractNumId="14" w15:restartNumberingAfterBreak="0">
+  <w:abstractNum w:abstractNumId="15" w15:restartNumberingAfterBreak="0">
     <w:nsid w:val="5DA96687"/>
     <w:multiLevelType w:val="multilevel"/>
     <w:tmpl w:val="0CEAE7C8"/>
@@ -4251,7 +4715,7 @@
       </w:pPr>
     </w:lvl>
   </w:abstractNum>
-  <w:abstractNum w:abstractNumId="15" w15:restartNumberingAfterBreak="0">
+  <w:abstractNum w:abstractNumId="16" w15:restartNumberingAfterBreak="0">
     <w:nsid w:val="7AF97838"/>
     <w:multiLevelType w:val="multilevel"/>
     <w:tmpl w:val="C2164FB6"/>
@@ -4371,16 +4835,16 @@
     <w:abstractNumId w:val="5"/>
   </w:num>
   <w:num w:numId="3" w16cid:durableId="1682467391">
-    <w:abstractNumId w:val="8"/>
+    <w:abstractNumId w:val="9"/>
   </w:num>
   <w:num w:numId="4" w16cid:durableId="1127970323">
-    <w:abstractNumId w:val="9"/>
+    <w:abstractNumId w:val="10"/>
   </w:num>
   <w:num w:numId="5" w16cid:durableId="921455506">
-    <w:abstractNumId w:val="15"/>
+    <w:abstractNumId w:val="16"/>
   </w:num>
   <w:num w:numId="6" w16cid:durableId="710226337">
-    <w:abstractNumId w:val="12"/>
+    <w:abstractNumId w:val="13"/>
   </w:num>
   <w:num w:numId="7" w16cid:durableId="758258092">
     <w:abstractNumId w:val="6"/>
@@ -4389,10 +4853,10 @@
     <w:abstractNumId w:val="4"/>
   </w:num>
   <w:num w:numId="9" w16cid:durableId="1320815958">
-    <w:abstractNumId w:val="11"/>
+    <w:abstractNumId w:val="12"/>
   </w:num>
   <w:num w:numId="10" w16cid:durableId="1719550243">
-    <w:abstractNumId w:val="13"/>
+    <w:abstractNumId w:val="14"/>
   </w:num>
   <w:num w:numId="11" w16cid:durableId="1955478842">
     <w:abstractNumId w:val="0"/>
@@ -4401,7 +4865,7 @@
     <w:abstractNumId w:val="1"/>
   </w:num>
   <w:num w:numId="13" w16cid:durableId="1547520706">
-    <w:abstractNumId w:val="10"/>
+    <w:abstractNumId w:val="11"/>
   </w:num>
   <w:num w:numId="14" w16cid:durableId="1165783634">
     <w:abstractNumId w:val="7"/>
@@ -4410,7 +4874,10 @@
     <w:abstractNumId w:val="2"/>
   </w:num>
   <w:num w:numId="16" w16cid:durableId="1092699984">
-    <w:abstractNumId w:val="14"/>
+    <w:abstractNumId w:val="15"/>
+  </w:num>
+  <w:num w:numId="17" w16cid:durableId="794786323">
+    <w:abstractNumId w:val="8"/>
   </w:num>
 </w:numbering>
 </file>
@@ -5022,6 +5489,7 @@
   <w:style w:type="character" w:default="1" w:styleId="a0">
     <w:name w:val="Default Paragraph Font"/>
     <w:uiPriority w:val="1"/>
+    <w:semiHidden/>
     <w:unhideWhenUsed/>
   </w:style>
   <w:style w:type="table" w:default="1" w:styleId="a1">
